--- a/fuentes/CF2_62330168_DI.docx
+++ b/fuentes/CF2_62330168_DI.docx
@@ -1724,7 +1724,19 @@
         <w:rPr>
           <w:lang w:val="es-ES_tradnl"/>
         </w:rPr>
-        <w:t>presenta algunas habilidades clave de</w:t>
+        <w:t>presenta</w:t>
+      </w:r>
+      <w:r>
+        <w:rPr>
+          <w:lang w:val="es-ES_tradnl"/>
+        </w:rPr>
+        <w:t>n</w:t>
+      </w:r>
+      <w:r>
+        <w:rPr>
+          <w:lang w:val="es-ES_tradnl"/>
+        </w:rPr>
+        <w:t xml:space="preserve"> algunas habilidades clave de</w:t>
       </w:r>
       <w:r>
         <w:rPr>
@@ -1794,7 +1806,21 @@
         <w:rPr>
           <w:lang w:val="es-ES_tradnl"/>
         </w:rPr>
-        <w:t>Las habilidades de comunicación esenciales incluyen la identificación de señales no verbales y la capacidad de expresarse de manera clara y atractiva. Además, es fundamental comprender el flujo natural de la conversación y solicitar retroalimentación de forma constante. Las habilidades de escucha activa también son cruciales para comprender a la otra parte; al establecer una comunicación clara y efectiva, se evitan malentendidos que podrían dificultar la llegada a un compromiso</w:t>
+        <w:t xml:space="preserve">Las habilidades de comunicación esenciales incluyen la identificación de señales no verbales y la capacidad de expresarse de manera clara y atractiva. Además, es fundamental comprender el flujo natural de la conversación y solicitar retroalimentación de forma constante. </w:t>
+      </w:r>
+      <w:proofErr w:type="gramStart"/>
+      <w:r>
+        <w:rPr>
+          <w:lang w:val="es-ES_tradnl"/>
+        </w:rPr>
+        <w:t>Las habilidades de escucha activa también</w:t>
+      </w:r>
+      <w:proofErr w:type="gramEnd"/>
+      <w:r>
+        <w:rPr>
+          <w:lang w:val="es-ES_tradnl"/>
+        </w:rPr>
+        <w:t xml:space="preserve"> son cruciales para comprender a la otra parte; al establecer una comunicación clara y efectiva, se evitan malentendidos que podrían dificultar la llegada a un compromiso</w:t>
       </w:r>
       <w:r>
         <w:rPr>
@@ -2901,7 +2927,19 @@
         <w:rPr>
           <w:lang w:val="es-ES_tradnl"/>
         </w:rPr>
-        <w:t>Para lograr un éxito en esta estrategia el negociador debe tener las siguientes habilidades</w:t>
+        <w:t>Para lograr un éxito en esta estrategia</w:t>
+      </w:r>
+      <w:r>
+        <w:rPr>
+          <w:lang w:val="es-ES_tradnl"/>
+        </w:rPr>
+        <w:t>,</w:t>
+      </w:r>
+      <w:r>
+        <w:rPr>
+          <w:lang w:val="es-ES_tradnl"/>
+        </w:rPr>
+        <w:t xml:space="preserve"> el negociador debe tener las siguientes habilidades</w:t>
       </w:r>
       <w:r>
         <w:rPr>
@@ -3485,7 +3523,19 @@
         <w:rPr>
           <w:lang w:val="es-ES_tradnl"/>
         </w:rPr>
-        <w:t>proponer, refutar, concertar, conciliar y ceder obteniendo los mejores resultados.</w:t>
+        <w:t>proponer, refutar, concertar, conciliar y ceder</w:t>
+      </w:r>
+      <w:r>
+        <w:rPr>
+          <w:lang w:val="es-ES_tradnl"/>
+        </w:rPr>
+        <w:t>,</w:t>
+      </w:r>
+      <w:r>
+        <w:rPr>
+          <w:lang w:val="es-ES_tradnl"/>
+        </w:rPr>
+        <w:t xml:space="preserve"> obteniendo los mejores resultados.</w:t>
       </w:r>
     </w:p>
     <w:p>
@@ -3928,7 +3978,7 @@
           <w:lang w:val="es-ES_tradnl"/>
         </w:rPr>
         <w:lastRenderedPageBreak/>
-        <w:t>A partir de lo anterior, se presenta la esta tabla, que sintetiza las principales habilidades interpersonales presentes en la negociación, su descripción y el efecto esperado que generan en el desarrollo del proceso negociador y en la construcción de acuerdos sostenibles:</w:t>
+        <w:t>A partir de lo anterior, se presenta esta tabla, que sintetiza las principales habilidades interpersonales presentes en la negociación, su descripción y el efecto esperado que generan en el desarrollo del proceso negociador y en la construcción de acuerdos sostenibles:</w:t>
       </w:r>
     </w:p>
     <w:p>
@@ -6160,7 +6210,7 @@
           <w:color w:val="000000" w:themeColor="text1"/>
           <w:lang w:val="es-ES_tradnl"/>
         </w:rPr>
-        <w:t xml:space="preserve">La siguiente tabla ejemplifica un poco cada componente que hace parte dentro de la comunicación y </w:t>
+        <w:t xml:space="preserve">La siguiente tabla ejemplifica un poco cada componente que hace parte de la comunicación y </w:t>
       </w:r>
       <w:r>
         <w:rPr>
@@ -7609,6 +7659,12 @@
         <w:rPr>
           <w:lang w:val="es-ES_tradnl"/>
         </w:rPr>
+        <w:t>,</w:t>
+      </w:r>
+      <w:r>
+        <w:rPr>
+          <w:lang w:val="es-ES_tradnl"/>
+        </w:rPr>
         <w:t xml:space="preserve"> como lo muestra la siguiente tabla:</w:t>
       </w:r>
     </w:p>
@@ -9697,6 +9753,7 @@
         </w:rPr>
         <w:t xml:space="preserve"> </w:t>
       </w:r>
+      <w:proofErr w:type="spellStart"/>
       <w:r>
         <w:rPr>
           <w:i/>
@@ -9705,6 +9762,7 @@
         </w:rPr>
         <w:t>storytelling</w:t>
       </w:r>
+      <w:proofErr w:type="spellEnd"/>
       <w:r>
         <w:rPr>
           <w:lang w:val="es-ES_tradnl"/>
@@ -9731,6 +9789,7 @@
         </w:rPr>
         <w:t xml:space="preserve">Entre estas técnicas, SPIN se destaca por su estructura de preguntas, FAB por la presentación de características, ventajas y beneficios, y la venta consultiva por su énfasis en diagnosticar necesidades antes de ofrecer soluciones. Asimismo, los testimonios aportan prueba social y el </w:t>
       </w:r>
+      <w:proofErr w:type="spellStart"/>
       <w:r>
         <w:rPr>
           <w:i/>
@@ -9739,6 +9798,7 @@
         </w:rPr>
         <w:t>storytelling</w:t>
       </w:r>
+      <w:proofErr w:type="spellEnd"/>
       <w:r>
         <w:rPr>
           <w:lang w:val="es-ES_tradnl"/>
@@ -10241,6 +10301,7 @@
                 <w:lang w:val="es-ES_tradnl"/>
               </w:rPr>
             </w:pPr>
+            <w:proofErr w:type="spellStart"/>
             <w:r>
               <w:rPr>
                 <w:i/>
@@ -10249,6 +10310,7 @@
               </w:rPr>
               <w:t>Storytelling</w:t>
             </w:r>
+            <w:proofErr w:type="spellEnd"/>
             <w:r>
               <w:rPr>
                 <w:lang w:val="es-ES_tradnl"/>
@@ -12771,6 +12833,12 @@
         </w:rPr>
         <w:t>En este tipo de barrera, el comprador potencial puede escuchar la presentación, pero aún no considera que la información sea suficiente para confiar en la calidad del producto y concretar la compra</w:t>
       </w:r>
+      <w:r>
+        <w:rPr>
+          <w:lang w:val="es-ES_tradnl"/>
+        </w:rPr>
+        <w:t>.</w:t>
+      </w:r>
     </w:p>
     <w:p>
       <w:pPr>
@@ -12791,8 +12859,22 @@
         <w:rPr>
           <w:lang w:val="es-ES_tradnl"/>
         </w:rPr>
-        <w:t>Generalmente, los clientes indecisos manifiestan que necesitan más tiempo para reflexionar o investigar antes de tomar una decisión. Cuando estas situaciones se presentan, el negociador debe identificar las dudas que aún persisten. Para ello, puede formular preguntas como: ¿Tiene alguna duda sobre el funcionamiento del producto? ¿Le queda claro el método de pago? ¿Ha comprendido cómo el producto puede beneficiarle</w:t>
-      </w:r>
+        <w:t xml:space="preserve">Generalmente, los clientes indecisos manifiestan que necesitan más tiempo para reflexionar o investigar antes de tomar una decisión. Cuando estas situaciones se presentan, el negociador debe identificar las dudas que aún persisten. Para ello, puede formular preguntas como: ¿Tiene alguna duda sobre el funcionamiento del producto? ¿Le queda claro el método de pago? </w:t>
+      </w:r>
+      <w:proofErr w:type="gramStart"/>
+      <w:r>
+        <w:rPr>
+          <w:lang w:val="es-ES_tradnl"/>
+        </w:rPr>
+        <w:t>¿Ha comprendido cómo el producto puede beneficiarle</w:t>
+      </w:r>
+      <w:r>
+        <w:rPr>
+          <w:lang w:val="es-ES_tradnl"/>
+        </w:rPr>
+        <w:t>.</w:t>
+      </w:r>
+      <w:proofErr w:type="gramEnd"/>
     </w:p>
     <w:p>
       <w:pPr>
@@ -15674,11 +15756,19 @@
                 <w:lang w:val="es-ES_tradnl"/>
               </w:rPr>
             </w:pPr>
-            <w:r>
-              <w:rPr>
-                <w:lang w:val="es-ES_tradnl"/>
-              </w:rPr>
-              <w:t>Cuándo puede aplicarse</w:t>
+            <w:proofErr w:type="gramStart"/>
+            <w:r>
+              <w:rPr>
+                <w:lang w:val="es-ES_tradnl"/>
+              </w:rPr>
+              <w:t>Cuándo</w:t>
+            </w:r>
+            <w:proofErr w:type="gramEnd"/>
+            <w:r>
+              <w:rPr>
+                <w:lang w:val="es-ES_tradnl"/>
+              </w:rPr>
+              <w:t xml:space="preserve"> puede aplicarse</w:t>
             </w:r>
           </w:p>
         </w:tc>
@@ -17321,7 +17411,63 @@
         <w:rPr>
           <w:lang w:val="es-ES_tradnl"/>
         </w:rPr>
-        <w:t>M.A.A.N., conocida internacionalmente como BATNA (Best Alternative to a Negotiated Agreement), es un concepto fundamental dentro de la negociación estratégica que se refiere a la mejor opción disponible que tiene una de las partes en caso de que la negociación no llegue a concretarse. En otras palabras, representa el plan o alternativa que un negociador puede ejecutar si no logra alcanzar un acuerdo con la contraparte.</w:t>
+        <w:t>M.A.A.N., conocida internacionalmente como BATNA (</w:t>
+      </w:r>
+      <w:proofErr w:type="spellStart"/>
+      <w:r>
+        <w:rPr>
+          <w:lang w:val="es-ES_tradnl"/>
+        </w:rPr>
+        <w:t>Best</w:t>
+      </w:r>
+      <w:proofErr w:type="spellEnd"/>
+      <w:r>
+        <w:rPr>
+          <w:lang w:val="es-ES_tradnl"/>
+        </w:rPr>
+        <w:t xml:space="preserve"> Alternative </w:t>
+      </w:r>
+      <w:proofErr w:type="spellStart"/>
+      <w:r>
+        <w:rPr>
+          <w:lang w:val="es-ES_tradnl"/>
+        </w:rPr>
+        <w:t>to</w:t>
+      </w:r>
+      <w:proofErr w:type="spellEnd"/>
+      <w:r>
+        <w:rPr>
+          <w:lang w:val="es-ES_tradnl"/>
+        </w:rPr>
+        <w:t xml:space="preserve"> a </w:t>
+      </w:r>
+      <w:proofErr w:type="spellStart"/>
+      <w:r>
+        <w:rPr>
+          <w:lang w:val="es-ES_tradnl"/>
+        </w:rPr>
+        <w:t>Negotiated</w:t>
+      </w:r>
+      <w:proofErr w:type="spellEnd"/>
+      <w:r>
+        <w:rPr>
+          <w:lang w:val="es-ES_tradnl"/>
+        </w:rPr>
+        <w:t xml:space="preserve"> </w:t>
+      </w:r>
+      <w:proofErr w:type="spellStart"/>
+      <w:r>
+        <w:rPr>
+          <w:lang w:val="es-ES_tradnl"/>
+        </w:rPr>
+        <w:t>Agreement</w:t>
+      </w:r>
+      <w:proofErr w:type="spellEnd"/>
+      <w:r>
+        <w:rPr>
+          <w:lang w:val="es-ES_tradnl"/>
+        </w:rPr>
+        <w:t>), es un concepto fundamental dentro de la negociación estratégica que se refiere a la mejor opción disponible que tiene una de las partes en caso de que la negociación no llegue a concretarse. En otras palabras, representa el plan o alternativa que un negociador puede ejecutar si no logra alcanzar un acuerdo con la contraparte.</w:t>
       </w:r>
     </w:p>
     <w:p>
@@ -18699,7 +18845,7 @@
         <w:rPr>
           <w:lang w:val="es-ES_tradnl"/>
         </w:rPr>
-        <w:t>Basado en la explicación previa sobre todos los aspectos que tienen que ver que con la implementación de la Mejor Alternativa a un Acuerdo Negociado (M.A.A.N.), se relaciona la siguiente tabla:</w:t>
+        <w:t>Basado en la explicación previa sobre todos los aspectos que tienen que ver con la implementación de la Mejor Alternativa a un Acuerdo Negociado (M.A.A.N.), se relaciona la siguiente tabla:</w:t>
       </w:r>
     </w:p>
     <w:p>
@@ -20938,7 +21084,19 @@
         <w:rPr>
           <w:lang w:val="es-ES_tradnl"/>
         </w:rPr>
-        <w:t>A lo largo de su desarrollo se evidencia que el desempeño exitoso del negociador en ventas depende de la integración de habilidades personales, actitudes adecuadas, comunicación efectiva, comportamiento ético, manejo de objeciones, definición de objetivos claros, técnicas de cierre y conocimiento del M.A.A.N. En conjunto, estos elementos permiten conducir procesos de negociación con preparación, flexibilidad y un enfoque orientado al beneficio mutuo</w:t>
+        <w:t>A lo largo de su desarrollo</w:t>
+      </w:r>
+      <w:r>
+        <w:rPr>
+          <w:lang w:val="es-ES_tradnl"/>
+        </w:rPr>
+        <w:t>,</w:t>
+      </w:r>
+      <w:r>
+        <w:rPr>
+          <w:lang w:val="es-ES_tradnl"/>
+        </w:rPr>
+        <w:t xml:space="preserve"> se evidencia que el desempeño exitoso del negociador en ventas depende de la integración de habilidades personales, actitudes adecuadas, comunicación efectiva, comportamiento ético, manejo de objeciones, definición de objetivos claros, técnicas de cierre y conocimiento del M.A.A.N. En conjunto, estos elementos permiten conducir procesos de negociación con preparación, flexibilidad y un enfoque orientado al beneficio mutuo</w:t>
       </w:r>
       <w:r>
         <w:rPr>
@@ -23068,6 +23226,7 @@
                 <w:lang w:val="es-ES_tradnl"/>
               </w:rPr>
             </w:pPr>
+            <w:proofErr w:type="spellStart"/>
             <w:r>
               <w:rPr>
                 <w:b/>
@@ -23076,7 +23235,18 @@
                 <w:iCs/>
                 <w:lang w:val="es-ES_tradnl"/>
               </w:rPr>
-              <w:t>Win lose:</w:t>
+              <w:t>Win</w:t>
+            </w:r>
+            <w:proofErr w:type="spellEnd"/>
+            <w:r>
+              <w:rPr>
+                <w:b/>
+                <w:bCs/>
+                <w:i/>
+                <w:iCs/>
+                <w:lang w:val="es-ES_tradnl"/>
+              </w:rPr>
+              <w:t xml:space="preserve"> lose:</w:t>
             </w:r>
           </w:p>
         </w:tc>
@@ -23138,6 +23308,7 @@
                 <w:lang w:val="es-ES_tradnl"/>
               </w:rPr>
             </w:pPr>
+            <w:proofErr w:type="spellStart"/>
             <w:r>
               <w:rPr>
                 <w:b/>
@@ -23146,7 +23317,40 @@
                 <w:iCs/>
                 <w:lang w:val="es-ES_tradnl"/>
               </w:rPr>
-              <w:t>Win win:</w:t>
+              <w:t>Win</w:t>
+            </w:r>
+            <w:proofErr w:type="spellEnd"/>
+            <w:r>
+              <w:rPr>
+                <w:b/>
+                <w:bCs/>
+                <w:i/>
+                <w:iCs/>
+                <w:lang w:val="es-ES_tradnl"/>
+              </w:rPr>
+              <w:t xml:space="preserve"> </w:t>
+            </w:r>
+            <w:proofErr w:type="spellStart"/>
+            <w:r>
+              <w:rPr>
+                <w:b/>
+                <w:bCs/>
+                <w:i/>
+                <w:iCs/>
+                <w:lang w:val="es-ES_tradnl"/>
+              </w:rPr>
+              <w:t>win</w:t>
+            </w:r>
+            <w:proofErr w:type="spellEnd"/>
+            <w:r>
+              <w:rPr>
+                <w:b/>
+                <w:bCs/>
+                <w:i/>
+                <w:iCs/>
+                <w:lang w:val="es-ES_tradnl"/>
+              </w:rPr>
+              <w:t>:</w:t>
             </w:r>
           </w:p>
         </w:tc>
@@ -23233,12 +23437,21 @@
           <w:lang w:val="es-ES_tradnl"/>
         </w:rPr>
       </w:pPr>
+      <w:proofErr w:type="spellStart"/>
       <w:r>
         <w:rPr>
           <w:bCs/>
           <w:lang w:val="es-ES_tradnl"/>
         </w:rPr>
-        <w:t>Alteco Consultores</w:t>
+        <w:t>Alteco</w:t>
+      </w:r>
+      <w:proofErr w:type="spellEnd"/>
+      <w:r>
+        <w:rPr>
+          <w:bCs/>
+          <w:lang w:val="es-ES_tradnl"/>
+        </w:rPr>
+        <w:t xml:space="preserve"> Consultores</w:t>
       </w:r>
       <w:r>
         <w:rPr>
@@ -23366,8 +23579,42 @@
           <w:szCs w:val="24"/>
           <w:lang w:val="es-ES_tradnl" w:eastAsia="es-CO"/>
         </w:rPr>
-        <w:t xml:space="preserve"> Cambrige International Consulting</w:t>
-      </w:r>
+        <w:t xml:space="preserve"> </w:t>
+      </w:r>
+      <w:proofErr w:type="spellStart"/>
+      <w:r>
+        <w:rPr>
+          <w:rFonts w:eastAsia="Times New Roman"/>
+          <w:color w:val="0A0A0A"/>
+          <w:sz w:val="24"/>
+          <w:szCs w:val="24"/>
+          <w:lang w:val="es-ES_tradnl" w:eastAsia="es-CO"/>
+        </w:rPr>
+        <w:t>Cambrige</w:t>
+      </w:r>
+      <w:proofErr w:type="spellEnd"/>
+      <w:r>
+        <w:rPr>
+          <w:rFonts w:eastAsia="Times New Roman"/>
+          <w:color w:val="0A0A0A"/>
+          <w:sz w:val="24"/>
+          <w:szCs w:val="24"/>
+          <w:lang w:val="es-ES_tradnl" w:eastAsia="es-CO"/>
+        </w:rPr>
+        <w:t xml:space="preserve"> International </w:t>
+      </w:r>
+      <w:proofErr w:type="spellStart"/>
+      <w:r>
+        <w:rPr>
+          <w:rFonts w:eastAsia="Times New Roman"/>
+          <w:color w:val="0A0A0A"/>
+          <w:sz w:val="24"/>
+          <w:szCs w:val="24"/>
+          <w:lang w:val="es-ES_tradnl" w:eastAsia="es-CO"/>
+        </w:rPr>
+        <w:t>Consulting</w:t>
+      </w:r>
+      <w:proofErr w:type="spellEnd"/>
       <w:r>
         <w:rPr>
           <w:rFonts w:eastAsia="Times New Roman"/>
@@ -23681,16 +23928,6 @@
         </w:rPr>
         <w:t xml:space="preserve"> </w:t>
       </w:r>
-      <w:hyperlink r:id="rId28" w:history="1">
-        <w:r>
-          <w:rPr>
-            <w:rStyle w:val="Hipervnculo"/>
-            <w:bCs/>
-            <w:lang w:val="es-ES_tradnl"/>
-          </w:rPr>
-          <w:t>https://repositorio.usam.ac.cr/xmlui/bitstream/handle/11506/1631/LEC%20PSIC%200065%202021.pdf?sequence=1&amp;isAllowed=y</w:t>
-        </w:r>
-      </w:hyperlink>
     </w:p>
     <w:p>
       <w:pPr>
@@ -23713,6 +23950,7 @@
           <w:lang w:val="es-ES_tradnl"/>
         </w:rPr>
       </w:pPr>
+      <w:proofErr w:type="spellStart"/>
       <w:r>
         <w:rPr>
           <w:bCs/>
@@ -23720,6 +23958,7 @@
         </w:rPr>
         <w:t>Hotmart</w:t>
       </w:r>
+      <w:proofErr w:type="spellEnd"/>
       <w:r>
         <w:rPr>
           <w:bCs/>
@@ -23743,7 +23982,7 @@
         </w:rPr>
         <w:t xml:space="preserve">Conoce las siete principales objeciones de ventas y aprende a evitarlas. </w:t>
       </w:r>
-      <w:hyperlink r:id="rId29" w:history="1">
+      <w:hyperlink r:id="rId28" w:history="1">
         <w:r>
           <w:rPr>
             <w:rStyle w:val="Hipervnculo"/>
@@ -23801,7 +24040,7 @@
         </w:rPr>
         <w:t xml:space="preserve"> </w:t>
       </w:r>
-      <w:hyperlink r:id="rId30" w:history="1">
+      <w:hyperlink r:id="rId29" w:history="1">
         <w:r>
           <w:rPr>
             <w:rStyle w:val="Hipervnculo"/>
@@ -23892,7 +24131,7 @@
         </w:rPr>
         <w:t xml:space="preserve"> </w:t>
       </w:r>
-      <w:hyperlink r:id="rId31" w:history="1">
+      <w:hyperlink r:id="rId30" w:history="1">
         <w:r>
           <w:rPr>
             <w:rStyle w:val="Hipervnculo"/>
@@ -23940,9 +24179,8 @@
         <w:pStyle w:val="Normal0"/>
         <w:numPr>
           <w:ilvl w:val="0"/>
-          <w:numId w:val="46"/>
+          <w:numId w:val="7"/>
         </w:numPr>
-        <w:ind w:left="284" w:hanging="284"/>
         <w:rPr>
           <w:b/>
           <w:color w:val="000000"/>
@@ -24383,9 +24621,17 @@
     <w:p>
       <w:pPr>
         <w:pStyle w:val="Normal0"/>
+        <w:rPr>
+          <w:lang w:val="es-ES_tradnl"/>
+        </w:rPr>
+      </w:pPr>
+    </w:p>
+    <w:p>
+      <w:pPr>
+        <w:pStyle w:val="Normal0"/>
         <w:numPr>
           <w:ilvl w:val="0"/>
-          <w:numId w:val="46"/>
+          <w:numId w:val="7"/>
         </w:numPr>
         <w:ind w:left="284" w:hanging="284"/>
         <w:rPr>
@@ -24400,6 +24646,7 @@
           <w:color w:val="000000"/>
           <w:lang w:val="es-ES_tradnl"/>
         </w:rPr>
+        <w:lastRenderedPageBreak/>
         <w:t xml:space="preserve">CONTROL DE CAMBIOS </w:t>
       </w:r>
       <w:r>
@@ -24670,8 +24917,8 @@
       </w:pPr>
     </w:p>
     <w:sectPr>
-      <w:headerReference w:type="default" r:id="rId32"/>
-      <w:footerReference w:type="default" r:id="rId33"/>
+      <w:headerReference w:type="default" r:id="rId31"/>
+      <w:footerReference w:type="default" r:id="rId32"/>
       <w:pgSz w:w="12240" w:h="15840"/>
       <w:pgMar w:top="1701" w:right="1134" w:bottom="1134" w:left="1134" w:header="720" w:footer="0" w:gutter="0"/>
       <w:pgNumType w:start="1"/>
@@ -41131,12 +41378,6 @@
 </file>
 
 <file path=customXml/item1.xml><?xml version="1.0" encoding="utf-8"?>
-<go:gDocsCustomXmlDataStorage xmlns:go="http://customooxmlschemas.google.com/" xmlns:r="http://schemas.openxmlformats.org/officeDocument/2006/relationships">
-  <go:docsCustomData xmlns:go="http://customooxmlschemas.google.com/" roundtripDataSignature="AMtx7mh3w1sXrKwdjzYCxjbwPkf7wsIk5w==">AMUW2mWhRc/xLonLdtoI8dz4BVu2GREgE7++Eme5Ko+W5/2G+QfXPKxV7NwLPPaJ77IM2LrlHDguxVZnDKcg4iQIvJIe+zJ9DBWjUaWFI+z0k4HbdiCFsJo=</go:docsCustomData>
-</go:gDocsCustomXmlDataStorage>
-</file>
-
-<file path=customXml/item2.xml><?xml version="1.0" encoding="utf-8"?>
 <s:customData xmlns="http://www.wps.cn/officeDocument/2013/wpsCustomData" xmlns:s="http://www.wps.cn/officeDocument/2013/wpsCustomData">
   <customSectProps/>
   <customShpExts>
@@ -41145,27 +41386,13 @@
 </s:customData>
 </file>
 
-<file path=customXml/item3.xml><?xml version="1.0" encoding="utf-8"?>
-<?mso-contentType ?>
-<FormTemplates xmlns="http://schemas.microsoft.com/sharepoint/v3/contenttype/forms">
-  <Display>DocumentLibraryForm</Display>
-  <Edit>DocumentLibraryForm</Edit>
-  <New>DocumentLibraryForm</New>
-</FormTemplates>
+<file path=customXml/item2.xml><?xml version="1.0" encoding="utf-8"?>
+<go:gDocsCustomXmlDataStorage xmlns:go="http://customooxmlschemas.google.com/" xmlns:r="http://schemas.openxmlformats.org/officeDocument/2006/relationships">
+  <go:docsCustomData xmlns:go="http://customooxmlschemas.google.com/" roundtripDataSignature="AMtx7mh3w1sXrKwdjzYCxjbwPkf7wsIk5w==">AMUW2mWhRc/xLonLdtoI8dz4BVu2GREgE7++Eme5Ko+W5/2G+QfXPKxV7NwLPPaJ77IM2LrlHDguxVZnDKcg4iQIvJIe+zJ9DBWjUaWFI+z0k4HbdiCFsJo=</go:docsCustomData>
+</go:gDocsCustomXmlDataStorage>
 </file>
 
-<file path=customXml/item4.xml><?xml version="1.0" encoding="utf-8"?>
-<p:properties xmlns:p="http://schemas.microsoft.com/office/2006/metadata/properties" xmlns:xsi="http://www.w3.org/2001/XMLSchema-instance" xmlns:pc="http://schemas.microsoft.com/office/infopath/2007/PartnerControls">
-  <documentManagement>
-    <TaxCatchAll xmlns="13c90a0b-73bc-4dc0-be5f-28d77b615beb" xsi:nil="true"/>
-    <lcf76f155ced4ddcb4097134ff3c332f xmlns="13c93bba-48ce-428c-bfe5-88b42c19b028">
-      <Terms xmlns="http://schemas.microsoft.com/office/infopath/2007/PartnerControls"/>
-    </lcf76f155ced4ddcb4097134ff3c332f>
-  </documentManagement>
-</p:properties>
-</file>
-
-<file path=customXml/item5.xml><?xml version="1.0" encoding="utf-8"?>
+<file path=customXml/item3.xml><?xml version="1.0" encoding="utf-8"?>
 <ct:contentTypeSchema xmlns:ct="http://schemas.microsoft.com/office/2006/metadata/contentType" xmlns:ma="http://schemas.microsoft.com/office/2006/metadata/properties/metaAttributes" ct:_="" ma:_="" ma:contentTypeName="Documento" ma:contentTypeID="0x0101006A81D6BD42E8DF4C91013959704817E1" ma:contentTypeVersion="15" ma:contentTypeDescription="Crear nuevo documento." ma:contentTypeScope="" ma:versionID="bf4f72ffd194f0963ff564daca6869f7">
   <xsd:schema xmlns:xsd="http://www.w3.org/2001/XMLSchema" xmlns:xs="http://www.w3.org/2001/XMLSchema" xmlns:p="http://schemas.microsoft.com/office/2006/metadata/properties" xmlns:ns2="13c90a0b-73bc-4dc0-be5f-28d77b615beb" xmlns:ns3="13c93bba-48ce-428c-bfe5-88b42c19b028" targetNamespace="http://schemas.microsoft.com/office/2006/metadata/properties" ma:root="true" ma:fieldsID="8718d6f4873a5b1392a45044efa78385" ns2:_="" ns3:_="">
     <xsd:import namespace="13c90a0b-73bc-4dc0-be5f-28d77b615beb"/>
@@ -41400,7 +41627,35 @@
 </ct:contentTypeSchema>
 </file>
 
+<file path=customXml/item4.xml><?xml version="1.0" encoding="utf-8"?>
+<p:properties xmlns:p="http://schemas.microsoft.com/office/2006/metadata/properties" xmlns:xsi="http://www.w3.org/2001/XMLSchema-instance" xmlns:pc="http://schemas.microsoft.com/office/infopath/2007/PartnerControls">
+  <documentManagement>
+    <TaxCatchAll xmlns="13c90a0b-73bc-4dc0-be5f-28d77b615beb" xsi:nil="true"/>
+    <lcf76f155ced4ddcb4097134ff3c332f xmlns="13c93bba-48ce-428c-bfe5-88b42c19b028">
+      <Terms xmlns="http://schemas.microsoft.com/office/infopath/2007/PartnerControls"/>
+    </lcf76f155ced4ddcb4097134ff3c332f>
+  </documentManagement>
+</p:properties>
+</file>
+
+<file path=customXml/item5.xml><?xml version="1.0" encoding="utf-8"?>
+<?mso-contentType ?>
+<FormTemplates xmlns="http://schemas.microsoft.com/sharepoint/v3/contenttype/forms">
+  <Display>DocumentLibraryForm</Display>
+  <Edit>DocumentLibraryForm</Edit>
+  <New>DocumentLibraryForm</New>
+</FormTemplates>
+</file>
+
 <file path=customXml/itemProps1.xml><?xml version="1.0" encoding="utf-8"?>
+<ds:datastoreItem xmlns:ds="http://schemas.openxmlformats.org/officeDocument/2006/customXml" ds:itemID="{B1977F7D-205B-4081-913C-38D41E755F92}">
+  <ds:schemaRefs>
+    <ds:schemaRef ds:uri="http://www.wps.cn/officeDocument/2013/wpsCustomData"/>
+  </ds:schemaRefs>
+</ds:datastoreItem>
+</file>
+
+<file path=customXml/itemProps2.xml><?xml version="1.0" encoding="utf-8"?>
 <ds:datastoreItem xmlns:ds="http://schemas.openxmlformats.org/officeDocument/2006/customXml" ds:itemID="{11111111-1234-1234-1234-123412341234}">
   <ds:schemaRefs>
     <ds:schemaRef ds:uri="http://customooxmlschemas.google.com/"/>
@@ -41409,18 +41664,21 @@
 </ds:datastoreItem>
 </file>
 
-<file path=customXml/itemProps2.xml><?xml version="1.0" encoding="utf-8"?>
-<ds:datastoreItem xmlns:ds="http://schemas.openxmlformats.org/officeDocument/2006/customXml" ds:itemID="{B1977F7D-205B-4081-913C-38D41E755F92}">
+<file path=customXml/itemProps3.xml><?xml version="1.0" encoding="utf-8"?>
+<ds:datastoreItem xmlns:ds="http://schemas.openxmlformats.org/officeDocument/2006/customXml" ds:itemID="{C379C7B0-F518-45D1-A394-56CC19B777D4}">
   <ds:schemaRefs>
-    <ds:schemaRef ds:uri="http://www.wps.cn/officeDocument/2013/wpsCustomData"/>
-  </ds:schemaRefs>
-</ds:datastoreItem>
-</file>
-
-<file path=customXml/itemProps3.xml><?xml version="1.0" encoding="utf-8"?>
-<ds:datastoreItem xmlns:ds="http://schemas.openxmlformats.org/officeDocument/2006/customXml" ds:itemID="{83102ECF-E44F-4F73-A78F-FE313D1BFB9A}">
-  <ds:schemaRefs>
-    <ds:schemaRef ds:uri="http://schemas.microsoft.com/sharepoint/v3/contenttype/forms"/>
+    <ds:schemaRef ds:uri="http://schemas.microsoft.com/office/2006/metadata/contentType"/>
+    <ds:schemaRef ds:uri="http://schemas.microsoft.com/office/2006/metadata/properties/metaAttributes"/>
+    <ds:schemaRef ds:uri="http://www.w3.org/2001/XMLSchema"/>
+    <ds:schemaRef ds:uri="http://schemas.microsoft.com/office/2006/metadata/properties"/>
+    <ds:schemaRef ds:uri="13c90a0b-73bc-4dc0-be5f-28d77b615beb"/>
+    <ds:schemaRef ds:uri="13c93bba-48ce-428c-bfe5-88b42c19b028"/>
+    <ds:schemaRef ds:uri="http://schemas.microsoft.com/office/2006/documentManagement/types"/>
+    <ds:schemaRef ds:uri="http://schemas.microsoft.com/office/infopath/2007/PartnerControls"/>
+    <ds:schemaRef ds:uri="http://schemas.openxmlformats.org/package/2006/metadata/core-properties"/>
+    <ds:schemaRef ds:uri="http://purl.org/dc/elements/1.1/"/>
+    <ds:schemaRef ds:uri="http://purl.org/dc/terms/"/>
+    <ds:schemaRef ds:uri="http://schemas.microsoft.com/internal/obd"/>
   </ds:schemaRefs>
 </ds:datastoreItem>
 </file>
@@ -41437,20 +41695,9 @@
 </file>
 
 <file path=customXml/itemProps5.xml><?xml version="1.0" encoding="utf-8"?>
-<ds:datastoreItem xmlns:ds="http://schemas.openxmlformats.org/officeDocument/2006/customXml" ds:itemID="{C379C7B0-F518-45D1-A394-56CC19B777D4}">
+<ds:datastoreItem xmlns:ds="http://schemas.openxmlformats.org/officeDocument/2006/customXml" ds:itemID="{83102ECF-E44F-4F73-A78F-FE313D1BFB9A}">
   <ds:schemaRefs>
-    <ds:schemaRef ds:uri="http://schemas.microsoft.com/office/2006/metadata/contentType"/>
-    <ds:schemaRef ds:uri="http://schemas.microsoft.com/office/2006/metadata/properties/metaAttributes"/>
-    <ds:schemaRef ds:uri="http://www.w3.org/2001/XMLSchema"/>
-    <ds:schemaRef ds:uri="http://schemas.microsoft.com/office/2006/metadata/properties"/>
-    <ds:schemaRef ds:uri="13c90a0b-73bc-4dc0-be5f-28d77b615beb"/>
-    <ds:schemaRef ds:uri="13c93bba-48ce-428c-bfe5-88b42c19b028"/>
-    <ds:schemaRef ds:uri="http://schemas.microsoft.com/office/2006/documentManagement/types"/>
-    <ds:schemaRef ds:uri="http://schemas.microsoft.com/office/infopath/2007/PartnerControls"/>
-    <ds:schemaRef ds:uri="http://schemas.openxmlformats.org/package/2006/metadata/core-properties"/>
-    <ds:schemaRef ds:uri="http://purl.org/dc/elements/1.1/"/>
-    <ds:schemaRef ds:uri="http://purl.org/dc/terms/"/>
-    <ds:schemaRef ds:uri="http://schemas.microsoft.com/internal/obd"/>
+    <ds:schemaRef ds:uri="http://schemas.microsoft.com/sharepoint/v3/contenttype/forms"/>
   </ds:schemaRefs>
 </ds:datastoreItem>
 </file>